--- a/03-Communication-and-Teamwork/Meetings/Minutes/Team-Meetings/Meeting Minutes 2025-08-28 (Team).docx
+++ b/03-Communication-and-Teamwork/Meetings/Minutes/Team-Meetings/Meeting Minutes 2025-08-28 (Team).docx
@@ -1546,7 +1546,13 @@
               <w:rPr>
                 <w:rFonts w:ascii="Calibri" w:hAnsi="Calibri" w:cs="Calibri"/>
               </w:rPr>
-              <w:t>Rate issues and/or concerns</w:t>
+              <w:t>Raise</w:t>
+            </w:r>
+            <w:r>
+              <w:rPr>
+                <w:rFonts w:ascii="Calibri" w:hAnsi="Calibri" w:cs="Calibri"/>
+              </w:rPr>
+              <w:t xml:space="preserve"> issues and/or concerns</w:t>
             </w:r>
           </w:p>
         </w:tc>
@@ -1790,8 +1796,8 @@
       </w:tblPr>
       <w:tblGrid>
         <w:gridCol w:w="540"/>
-        <w:gridCol w:w="5400"/>
-        <w:gridCol w:w="1530"/>
+        <w:gridCol w:w="4705"/>
+        <w:gridCol w:w="2225"/>
         <w:gridCol w:w="2520"/>
       </w:tblGrid>
       <w:tr>
@@ -1818,7 +1824,7 @@
         </w:tc>
         <w:tc>
           <w:tcPr>
-            <w:tcW w:w="5400" w:type="dxa"/>
+            <w:tcW w:w="4705" w:type="dxa"/>
             <w:shd w:val="clear" w:color="auto" w:fill="D9D9D9"/>
           </w:tcPr>
           <w:p>
@@ -1839,7 +1845,7 @@
         </w:tc>
         <w:tc>
           <w:tcPr>
-            <w:tcW w:w="1530" w:type="dxa"/>
+            <w:tcW w:w="2225" w:type="dxa"/>
             <w:shd w:val="clear" w:color="auto" w:fill="D9D9D9"/>
           </w:tcPr>
           <w:p>
@@ -1901,28 +1907,40 @@
         </w:tc>
         <w:tc>
           <w:tcPr>
-            <w:tcW w:w="5400" w:type="dxa"/>
-            <w:vAlign w:val="center"/>
-          </w:tcPr>
-          <w:p>
-            <w:pPr>
-              <w:rPr>
-                <w:rFonts w:ascii="Calibri" w:hAnsi="Calibri" w:cs="Calibri"/>
-              </w:rPr>
-            </w:pPr>
-          </w:p>
-        </w:tc>
-        <w:tc>
-          <w:tcPr>
-            <w:tcW w:w="1530" w:type="dxa"/>
-            <w:vAlign w:val="center"/>
-          </w:tcPr>
-          <w:p>
-            <w:pPr>
-              <w:rPr>
-                <w:rFonts w:ascii="Calibri" w:hAnsi="Calibri" w:cs="Calibri"/>
-              </w:rPr>
-            </w:pPr>
+            <w:tcW w:w="4705" w:type="dxa"/>
+            <w:vAlign w:val="center"/>
+          </w:tcPr>
+          <w:p>
+            <w:pPr>
+              <w:rPr>
+                <w:rFonts w:ascii="Calibri" w:hAnsi="Calibri" w:cs="Calibri"/>
+              </w:rPr>
+            </w:pPr>
+            <w:r>
+              <w:rPr>
+                <w:rFonts w:ascii="Calibri" w:hAnsi="Calibri" w:cs="Calibri"/>
+              </w:rPr>
+              <w:t>Kali Installation and Configuration</w:t>
+            </w:r>
+          </w:p>
+        </w:tc>
+        <w:tc>
+          <w:tcPr>
+            <w:tcW w:w="2225" w:type="dxa"/>
+            <w:vAlign w:val="center"/>
+          </w:tcPr>
+          <w:p>
+            <w:pPr>
+              <w:rPr>
+                <w:rFonts w:ascii="Calibri" w:hAnsi="Calibri" w:cs="Calibri"/>
+              </w:rPr>
+            </w:pPr>
+            <w:r>
+              <w:rPr>
+                <w:rFonts w:ascii="Calibri" w:hAnsi="Calibri" w:cs="Calibri"/>
+              </w:rPr>
+              <w:t>Kylie, Charmi</w:t>
+            </w:r>
           </w:p>
         </w:tc>
         <w:tc>
@@ -1936,6 +1954,526 @@
                 <w:rFonts w:ascii="Calibri" w:hAnsi="Calibri" w:cs="Calibri"/>
               </w:rPr>
             </w:pPr>
+            <w:r>
+              <w:rPr>
+                <w:rFonts w:ascii="Calibri" w:hAnsi="Calibri" w:cs="Calibri"/>
+              </w:rPr>
+              <w:t>Completed</w:t>
+            </w:r>
+          </w:p>
+        </w:tc>
+      </w:tr>
+      <w:tr>
+        <w:tc>
+          <w:tcPr>
+            <w:tcW w:w="540" w:type="dxa"/>
+            <w:vAlign w:val="center"/>
+          </w:tcPr>
+          <w:p>
+            <w:pPr>
+              <w:numPr>
+                <w:ilvl w:val="0"/>
+                <w:numId w:val="19"/>
+              </w:numPr>
+              <w:ind w:left="144" w:hanging="158"/>
+              <w:rPr>
+                <w:rFonts w:ascii="Calibri" w:hAnsi="Calibri" w:cs="Calibri"/>
+              </w:rPr>
+            </w:pPr>
+          </w:p>
+        </w:tc>
+        <w:tc>
+          <w:tcPr>
+            <w:tcW w:w="4705" w:type="dxa"/>
+            <w:vAlign w:val="center"/>
+          </w:tcPr>
+          <w:p>
+            <w:pPr>
+              <w:rPr>
+                <w:rFonts w:ascii="Calibri" w:hAnsi="Calibri" w:cs="Calibri"/>
+              </w:rPr>
+            </w:pPr>
+            <w:r>
+              <w:rPr>
+                <w:rFonts w:ascii="Calibri" w:hAnsi="Calibri" w:cs="Calibri"/>
+              </w:rPr>
+              <w:t>Reviewing Kali Installation and Configuration</w:t>
+            </w:r>
+          </w:p>
+        </w:tc>
+        <w:tc>
+          <w:tcPr>
+            <w:tcW w:w="2225" w:type="dxa"/>
+            <w:vAlign w:val="center"/>
+          </w:tcPr>
+          <w:p>
+            <w:pPr>
+              <w:rPr>
+                <w:rFonts w:ascii="Calibri" w:hAnsi="Calibri" w:cs="Calibri"/>
+              </w:rPr>
+            </w:pPr>
+            <w:r>
+              <w:rPr>
+                <w:rFonts w:ascii="Calibri" w:hAnsi="Calibri" w:cs="Calibri"/>
+              </w:rPr>
+              <w:t>Nathan, Larissa</w:t>
+            </w:r>
+          </w:p>
+        </w:tc>
+        <w:tc>
+          <w:tcPr>
+            <w:tcW w:w="2520" w:type="dxa"/>
+            <w:vAlign w:val="center"/>
+          </w:tcPr>
+          <w:p>
+            <w:pPr>
+              <w:rPr>
+                <w:rFonts w:ascii="Calibri" w:hAnsi="Calibri" w:cs="Calibri"/>
+              </w:rPr>
+            </w:pPr>
+            <w:r>
+              <w:rPr>
+                <w:rFonts w:ascii="Calibri" w:hAnsi="Calibri" w:cs="Calibri"/>
+              </w:rPr>
+              <w:t>Completed</w:t>
+            </w:r>
+          </w:p>
+        </w:tc>
+      </w:tr>
+      <w:tr>
+        <w:tc>
+          <w:tcPr>
+            <w:tcW w:w="540" w:type="dxa"/>
+            <w:vAlign w:val="center"/>
+          </w:tcPr>
+          <w:p>
+            <w:pPr>
+              <w:numPr>
+                <w:ilvl w:val="0"/>
+                <w:numId w:val="19"/>
+              </w:numPr>
+              <w:ind w:left="144" w:hanging="158"/>
+              <w:rPr>
+                <w:rFonts w:ascii="Calibri" w:hAnsi="Calibri" w:cs="Calibri"/>
+              </w:rPr>
+            </w:pPr>
+          </w:p>
+        </w:tc>
+        <w:tc>
+          <w:tcPr>
+            <w:tcW w:w="4705" w:type="dxa"/>
+            <w:vAlign w:val="center"/>
+          </w:tcPr>
+          <w:p>
+            <w:pPr>
+              <w:rPr>
+                <w:rFonts w:ascii="Calibri" w:hAnsi="Calibri" w:cs="Calibri"/>
+              </w:rPr>
+            </w:pPr>
+            <w:r>
+              <w:rPr>
+                <w:rFonts w:ascii="Calibri" w:hAnsi="Calibri" w:cs="Calibri"/>
+              </w:rPr>
+              <w:t>Running Evaluation on Kali</w:t>
+            </w:r>
+          </w:p>
+        </w:tc>
+        <w:tc>
+          <w:tcPr>
+            <w:tcW w:w="2225" w:type="dxa"/>
+            <w:vAlign w:val="center"/>
+          </w:tcPr>
+          <w:p>
+            <w:pPr>
+              <w:rPr>
+                <w:rFonts w:ascii="Calibri" w:hAnsi="Calibri" w:cs="Calibri"/>
+              </w:rPr>
+            </w:pPr>
+            <w:r>
+              <w:rPr>
+                <w:rFonts w:ascii="Calibri" w:hAnsi="Calibri" w:cs="Calibri"/>
+              </w:rPr>
+              <w:t xml:space="preserve">Kylie, Charmi, </w:t>
+            </w:r>
+            <w:proofErr w:type="spellStart"/>
+            <w:r>
+              <w:rPr>
+                <w:rFonts w:ascii="Calibri" w:hAnsi="Calibri" w:cs="Calibri"/>
+              </w:rPr>
+              <w:t>Zaf</w:t>
+            </w:r>
+            <w:proofErr w:type="spellEnd"/>
+          </w:p>
+        </w:tc>
+        <w:tc>
+          <w:tcPr>
+            <w:tcW w:w="2520" w:type="dxa"/>
+            <w:vAlign w:val="center"/>
+          </w:tcPr>
+          <w:p>
+            <w:pPr>
+              <w:rPr>
+                <w:rFonts w:ascii="Calibri" w:hAnsi="Calibri" w:cs="Calibri"/>
+              </w:rPr>
+            </w:pPr>
+            <w:r>
+              <w:rPr>
+                <w:rFonts w:ascii="Calibri" w:hAnsi="Calibri" w:cs="Calibri"/>
+              </w:rPr>
+              <w:t>04/09/2025</w:t>
+            </w:r>
+          </w:p>
+        </w:tc>
+      </w:tr>
+      <w:tr>
+        <w:tc>
+          <w:tcPr>
+            <w:tcW w:w="540" w:type="dxa"/>
+            <w:vAlign w:val="center"/>
+          </w:tcPr>
+          <w:p>
+            <w:pPr>
+              <w:numPr>
+                <w:ilvl w:val="0"/>
+                <w:numId w:val="19"/>
+              </w:numPr>
+              <w:ind w:left="144" w:hanging="158"/>
+              <w:rPr>
+                <w:rFonts w:ascii="Calibri" w:hAnsi="Calibri" w:cs="Calibri"/>
+              </w:rPr>
+            </w:pPr>
+          </w:p>
+        </w:tc>
+        <w:tc>
+          <w:tcPr>
+            <w:tcW w:w="4705" w:type="dxa"/>
+            <w:vAlign w:val="center"/>
+          </w:tcPr>
+          <w:p>
+            <w:pPr>
+              <w:rPr>
+                <w:rFonts w:ascii="Calibri" w:hAnsi="Calibri" w:cs="Calibri"/>
+              </w:rPr>
+            </w:pPr>
+            <w:r>
+              <w:rPr>
+                <w:rFonts w:ascii="Calibri" w:hAnsi="Calibri" w:cs="Calibri"/>
+              </w:rPr>
+              <w:t>Decoding the Logs</w:t>
+            </w:r>
+          </w:p>
+        </w:tc>
+        <w:tc>
+          <w:tcPr>
+            <w:tcW w:w="2225" w:type="dxa"/>
+            <w:vAlign w:val="center"/>
+          </w:tcPr>
+          <w:p>
+            <w:pPr>
+              <w:rPr>
+                <w:rFonts w:ascii="Calibri" w:hAnsi="Calibri" w:cs="Calibri"/>
+              </w:rPr>
+            </w:pPr>
+            <w:r>
+              <w:rPr>
+                <w:rFonts w:ascii="Calibri" w:hAnsi="Calibri" w:cs="Calibri"/>
+              </w:rPr>
+              <w:t xml:space="preserve">Win, </w:t>
+            </w:r>
+            <w:proofErr w:type="spellStart"/>
+            <w:r>
+              <w:rPr>
+                <w:rFonts w:ascii="Calibri" w:hAnsi="Calibri" w:cs="Calibri"/>
+              </w:rPr>
+              <w:t>Zaf</w:t>
+            </w:r>
+            <w:proofErr w:type="spellEnd"/>
+          </w:p>
+        </w:tc>
+        <w:tc>
+          <w:tcPr>
+            <w:tcW w:w="2520" w:type="dxa"/>
+            <w:vAlign w:val="center"/>
+          </w:tcPr>
+          <w:p>
+            <w:pPr>
+              <w:rPr>
+                <w:rFonts w:ascii="Calibri" w:hAnsi="Calibri" w:cs="Calibri"/>
+              </w:rPr>
+            </w:pPr>
+            <w:r>
+              <w:rPr>
+                <w:rFonts w:ascii="Calibri" w:hAnsi="Calibri" w:cs="Calibri"/>
+              </w:rPr>
+              <w:t>04/09/2025</w:t>
+            </w:r>
+          </w:p>
+        </w:tc>
+      </w:tr>
+      <w:tr>
+        <w:tc>
+          <w:tcPr>
+            <w:tcW w:w="540" w:type="dxa"/>
+            <w:vAlign w:val="center"/>
+          </w:tcPr>
+          <w:p>
+            <w:pPr>
+              <w:numPr>
+                <w:ilvl w:val="0"/>
+                <w:numId w:val="19"/>
+              </w:numPr>
+              <w:ind w:left="144" w:hanging="158"/>
+              <w:rPr>
+                <w:rFonts w:ascii="Calibri" w:hAnsi="Calibri" w:cs="Calibri"/>
+              </w:rPr>
+            </w:pPr>
+          </w:p>
+        </w:tc>
+        <w:tc>
+          <w:tcPr>
+            <w:tcW w:w="4705" w:type="dxa"/>
+            <w:vAlign w:val="center"/>
+          </w:tcPr>
+          <w:p>
+            <w:pPr>
+              <w:rPr>
+                <w:rFonts w:ascii="Calibri" w:hAnsi="Calibri" w:cs="Calibri"/>
+              </w:rPr>
+            </w:pPr>
+            <w:r>
+              <w:rPr>
+                <w:rFonts w:ascii="Calibri" w:hAnsi="Calibri" w:cs="Calibri"/>
+              </w:rPr>
+              <w:t>Individual Reflective Report</w:t>
+            </w:r>
+          </w:p>
+        </w:tc>
+        <w:tc>
+          <w:tcPr>
+            <w:tcW w:w="2225" w:type="dxa"/>
+            <w:vAlign w:val="center"/>
+          </w:tcPr>
+          <w:p>
+            <w:pPr>
+              <w:rPr>
+                <w:rFonts w:ascii="Calibri" w:hAnsi="Calibri" w:cs="Calibri"/>
+              </w:rPr>
+            </w:pPr>
+            <w:r>
+              <w:rPr>
+                <w:rFonts w:ascii="Calibri" w:hAnsi="Calibri" w:cs="Calibri"/>
+              </w:rPr>
+              <w:t>All Team Members</w:t>
+            </w:r>
+          </w:p>
+        </w:tc>
+        <w:tc>
+          <w:tcPr>
+            <w:tcW w:w="2520" w:type="dxa"/>
+            <w:vAlign w:val="center"/>
+          </w:tcPr>
+          <w:p>
+            <w:pPr>
+              <w:rPr>
+                <w:rFonts w:ascii="Calibri" w:hAnsi="Calibri" w:cs="Calibri"/>
+              </w:rPr>
+            </w:pPr>
+            <w:r>
+              <w:rPr>
+                <w:rFonts w:ascii="Calibri" w:hAnsi="Calibri" w:cs="Calibri"/>
+              </w:rPr>
+              <w:t>28/</w:t>
+            </w:r>
+            <w:r>
+              <w:rPr>
+                <w:rFonts w:ascii="Calibri" w:hAnsi="Calibri" w:cs="Calibri"/>
+              </w:rPr>
+              <w:t>10</w:t>
+            </w:r>
+            <w:r>
+              <w:rPr>
+                <w:rFonts w:ascii="Calibri" w:hAnsi="Calibri" w:cs="Calibri"/>
+              </w:rPr>
+              <w:t>/2025</w:t>
+            </w:r>
+          </w:p>
+        </w:tc>
+      </w:tr>
+      <w:tr>
+        <w:tc>
+          <w:tcPr>
+            <w:tcW w:w="540" w:type="dxa"/>
+            <w:vAlign w:val="center"/>
+          </w:tcPr>
+          <w:p>
+            <w:pPr>
+              <w:numPr>
+                <w:ilvl w:val="0"/>
+                <w:numId w:val="19"/>
+              </w:numPr>
+              <w:ind w:left="144" w:hanging="158"/>
+              <w:rPr>
+                <w:rFonts w:ascii="Calibri" w:hAnsi="Calibri" w:cs="Calibri"/>
+              </w:rPr>
+            </w:pPr>
+          </w:p>
+        </w:tc>
+        <w:tc>
+          <w:tcPr>
+            <w:tcW w:w="4705" w:type="dxa"/>
+            <w:vAlign w:val="center"/>
+          </w:tcPr>
+          <w:p>
+            <w:pPr>
+              <w:rPr>
+                <w:rFonts w:ascii="Calibri" w:hAnsi="Calibri" w:cs="Calibri"/>
+              </w:rPr>
+            </w:pPr>
+            <w:r>
+              <w:rPr>
+                <w:rFonts w:ascii="Calibri" w:hAnsi="Calibri" w:cs="Calibri"/>
+              </w:rPr>
+              <w:t xml:space="preserve">Organising the Portfolio Folders </w:t>
+            </w:r>
+          </w:p>
+        </w:tc>
+        <w:tc>
+          <w:tcPr>
+            <w:tcW w:w="2225" w:type="dxa"/>
+            <w:vAlign w:val="center"/>
+          </w:tcPr>
+          <w:p>
+            <w:pPr>
+              <w:rPr>
+                <w:rFonts w:ascii="Calibri" w:hAnsi="Calibri" w:cs="Calibri"/>
+              </w:rPr>
+            </w:pPr>
+            <w:r>
+              <w:rPr>
+                <w:rFonts w:ascii="Calibri" w:hAnsi="Calibri" w:cs="Calibri"/>
+              </w:rPr>
+              <w:t>Thomas</w:t>
+            </w:r>
+          </w:p>
+        </w:tc>
+        <w:tc>
+          <w:tcPr>
+            <w:tcW w:w="2520" w:type="dxa"/>
+            <w:vAlign w:val="center"/>
+          </w:tcPr>
+          <w:p>
+            <w:pPr>
+              <w:rPr>
+                <w:rFonts w:ascii="Calibri" w:hAnsi="Calibri" w:cs="Calibri"/>
+              </w:rPr>
+            </w:pPr>
+            <w:r>
+              <w:rPr>
+                <w:rFonts w:ascii="Calibri" w:hAnsi="Calibri" w:cs="Calibri"/>
+              </w:rPr>
+              <w:t>28/</w:t>
+            </w:r>
+            <w:r>
+              <w:rPr>
+                <w:rFonts w:ascii="Calibri" w:hAnsi="Calibri" w:cs="Calibri"/>
+              </w:rPr>
+              <w:t>10</w:t>
+            </w:r>
+            <w:r>
+              <w:rPr>
+                <w:rFonts w:ascii="Calibri" w:hAnsi="Calibri" w:cs="Calibri"/>
+              </w:rPr>
+              <w:t>/2025</w:t>
+            </w:r>
+          </w:p>
+        </w:tc>
+      </w:tr>
+      <w:tr>
+        <w:tc>
+          <w:tcPr>
+            <w:tcW w:w="540" w:type="dxa"/>
+            <w:vAlign w:val="center"/>
+          </w:tcPr>
+          <w:p>
+            <w:pPr>
+              <w:numPr>
+                <w:ilvl w:val="0"/>
+                <w:numId w:val="19"/>
+              </w:numPr>
+              <w:ind w:left="144" w:hanging="158"/>
+              <w:rPr>
+                <w:rFonts w:ascii="Calibri" w:hAnsi="Calibri" w:cs="Calibri"/>
+              </w:rPr>
+            </w:pPr>
+          </w:p>
+        </w:tc>
+        <w:tc>
+          <w:tcPr>
+            <w:tcW w:w="4705" w:type="dxa"/>
+            <w:vAlign w:val="center"/>
+          </w:tcPr>
+          <w:p>
+            <w:pPr>
+              <w:rPr>
+                <w:rFonts w:ascii="Calibri" w:hAnsi="Calibri" w:cs="Calibri"/>
+              </w:rPr>
+            </w:pPr>
+            <w:r>
+              <w:rPr>
+                <w:rFonts w:ascii="Calibri" w:hAnsi="Calibri" w:cs="Calibri"/>
+              </w:rPr>
+              <w:t>Final Poster</w:t>
+            </w:r>
+          </w:p>
+        </w:tc>
+        <w:tc>
+          <w:tcPr>
+            <w:tcW w:w="2225" w:type="dxa"/>
+            <w:vAlign w:val="center"/>
+          </w:tcPr>
+          <w:p>
+            <w:pPr>
+              <w:rPr>
+                <w:rFonts w:ascii="Calibri" w:hAnsi="Calibri" w:cs="Calibri"/>
+              </w:rPr>
+            </w:pPr>
+            <w:r>
+              <w:rPr>
+                <w:rFonts w:ascii="Calibri" w:hAnsi="Calibri" w:cs="Calibri"/>
+              </w:rPr>
+              <w:t>All Team Members</w:t>
+            </w:r>
+          </w:p>
+        </w:tc>
+        <w:tc>
+          <w:tcPr>
+            <w:tcW w:w="2520" w:type="dxa"/>
+            <w:vAlign w:val="center"/>
+          </w:tcPr>
+          <w:p>
+            <w:pPr>
+              <w:rPr>
+                <w:rFonts w:ascii="Calibri" w:hAnsi="Calibri" w:cs="Calibri"/>
+              </w:rPr>
+            </w:pPr>
+            <w:r>
+              <w:rPr>
+                <w:rFonts w:ascii="Calibri" w:hAnsi="Calibri" w:cs="Calibri"/>
+              </w:rPr>
+              <w:t>28/</w:t>
+            </w:r>
+            <w:r>
+              <w:rPr>
+                <w:rFonts w:ascii="Calibri" w:hAnsi="Calibri" w:cs="Calibri"/>
+              </w:rPr>
+              <w:t>10</w:t>
+            </w:r>
+            <w:r>
+              <w:rPr>
+                <w:rFonts w:ascii="Calibri" w:hAnsi="Calibri" w:cs="Calibri"/>
+              </w:rPr>
+              <w:t>/2025</w:t>
+            </w:r>
           </w:p>
         </w:tc>
       </w:tr>
@@ -2342,7 +2880,19 @@
               <w:rPr>
                 <w:rFonts w:ascii="Calibri" w:hAnsi="Calibri" w:cs="Calibri"/>
               </w:rPr>
-              <w:t>A3 Poster</w:t>
+              <w:t>A</w:t>
+            </w:r>
+            <w:r>
+              <w:rPr>
+                <w:rFonts w:ascii="Calibri" w:hAnsi="Calibri" w:cs="Calibri"/>
+              </w:rPr>
+              <w:t xml:space="preserve">2 </w:t>
+            </w:r>
+            <w:r>
+              <w:rPr>
+                <w:rFonts w:ascii="Calibri" w:hAnsi="Calibri" w:cs="Calibri"/>
+              </w:rPr>
+              <w:t>Poster</w:t>
             </w:r>
             <w:r>
               <w:rPr>
@@ -2639,55 +3189,29 @@
           <w:b/>
         </w:rPr>
       </w:pPr>
+    </w:p>
+    <w:p>
+      <w:pPr>
+        <w:jc w:val="center"/>
+        <w:rPr>
+          <w:rFonts w:ascii="Calibri" w:hAnsi="Calibri" w:cs="Calibri"/>
+          <w:b/>
+        </w:rPr>
+      </w:pPr>
+    </w:p>
+    <w:p>
+      <w:pPr>
+        <w:jc w:val="center"/>
+        <w:rPr>
+          <w:rFonts w:ascii="Calibri" w:hAnsi="Calibri" w:cs="Calibri"/>
+          <w:b/>
+        </w:rPr>
+      </w:pPr>
       <w:r>
         <w:rPr>
           <w:rFonts w:ascii="Calibri" w:hAnsi="Calibri" w:cs="Calibri"/>
           <w:b/>
         </w:rPr>
-        <w:tab/>
-      </w:r>
-    </w:p>
-    <w:p>
-      <w:pPr>
-        <w:jc w:val="center"/>
-        <w:rPr>
-          <w:rFonts w:ascii="Calibri" w:hAnsi="Calibri" w:cs="Calibri"/>
-          <w:b/>
-        </w:rPr>
-      </w:pPr>
-    </w:p>
-    <w:p>
-      <w:pPr>
-        <w:jc w:val="center"/>
-        <w:rPr>
-          <w:rFonts w:ascii="Calibri" w:hAnsi="Calibri" w:cs="Calibri"/>
-          <w:b/>
-        </w:rPr>
-      </w:pPr>
-    </w:p>
-    <w:p>
-      <w:pPr>
-        <w:jc w:val="center"/>
-        <w:rPr>
-          <w:rFonts w:ascii="Calibri" w:hAnsi="Calibri" w:cs="Calibri"/>
-          <w:b/>
-        </w:rPr>
-      </w:pPr>
-    </w:p>
-    <w:p>
-      <w:pPr>
-        <w:jc w:val="center"/>
-        <w:rPr>
-          <w:rFonts w:ascii="Calibri" w:hAnsi="Calibri" w:cs="Calibri"/>
-          <w:b/>
-        </w:rPr>
-      </w:pPr>
-      <w:r>
-        <w:rPr>
-          <w:rFonts w:ascii="Calibri" w:hAnsi="Calibri" w:cs="Calibri"/>
-          <w:b/>
-        </w:rPr>
-        <w:lastRenderedPageBreak/>
         <w:t>Summary of Action Items</w:t>
       </w:r>
     </w:p>
@@ -2838,7 +3362,7 @@
               <w:rPr>
                 <w:rFonts w:ascii="Calibri" w:hAnsi="Calibri" w:cs="Calibri"/>
               </w:rPr>
-              <w:t>Kali Installation and Configuration</w:t>
+              <w:t>Running Evaluation on Kali</w:t>
             </w:r>
           </w:p>
         </w:tc>
@@ -2857,8 +3381,16 @@
               <w:rPr>
                 <w:rFonts w:ascii="Calibri" w:hAnsi="Calibri" w:cs="Calibri"/>
               </w:rPr>
-              <w:t>Kylie, Charmi</w:t>
-            </w:r>
+              <w:t xml:space="preserve">Kylie, Charmi, </w:t>
+            </w:r>
+            <w:proofErr w:type="spellStart"/>
+            <w:r>
+              <w:rPr>
+                <w:rFonts w:ascii="Calibri" w:hAnsi="Calibri" w:cs="Calibri"/>
+              </w:rPr>
+              <w:t>Zaf</w:t>
+            </w:r>
+            <w:proofErr w:type="spellEnd"/>
           </w:p>
         </w:tc>
         <w:tc>
@@ -2876,7 +3408,7 @@
               <w:rPr>
                 <w:rFonts w:ascii="Calibri" w:hAnsi="Calibri" w:cs="Calibri"/>
               </w:rPr>
-              <w:t>Completed</w:t>
+              <w:t>04/09/2025</w:t>
             </w:r>
           </w:p>
         </w:tc>
@@ -2915,7 +3447,7 @@
               <w:rPr>
                 <w:rFonts w:ascii="Calibri" w:hAnsi="Calibri" w:cs="Calibri"/>
               </w:rPr>
-              <w:t>Reviewing Kali Installation and Configuration</w:t>
+              <w:t>Decoding the Logs</w:t>
             </w:r>
           </w:p>
         </w:tc>
@@ -2934,8 +3466,16 @@
               <w:rPr>
                 <w:rFonts w:ascii="Calibri" w:hAnsi="Calibri" w:cs="Calibri"/>
               </w:rPr>
-              <w:t>Nathan, Larissa</w:t>
-            </w:r>
+              <w:t xml:space="preserve">Win, </w:t>
+            </w:r>
+            <w:proofErr w:type="spellStart"/>
+            <w:r>
+              <w:rPr>
+                <w:rFonts w:ascii="Calibri" w:hAnsi="Calibri" w:cs="Calibri"/>
+              </w:rPr>
+              <w:t>Zaf</w:t>
+            </w:r>
+            <w:proofErr w:type="spellEnd"/>
           </w:p>
         </w:tc>
         <w:tc>
@@ -2953,7 +3493,7 @@
               <w:rPr>
                 <w:rFonts w:ascii="Calibri" w:hAnsi="Calibri" w:cs="Calibri"/>
               </w:rPr>
-              <w:t>Completed</w:t>
+              <w:t>04/09/2025</w:t>
             </w:r>
           </w:p>
         </w:tc>
@@ -2992,7 +3532,7 @@
               <w:rPr>
                 <w:rFonts w:ascii="Calibri" w:hAnsi="Calibri" w:cs="Calibri"/>
               </w:rPr>
-              <w:t>Running Evaluation on Kali</w:t>
+              <w:t>Individual Reflective Report</w:t>
             </w:r>
           </w:p>
         </w:tc>
@@ -3011,16 +3551,8 @@
               <w:rPr>
                 <w:rFonts w:ascii="Calibri" w:hAnsi="Calibri" w:cs="Calibri"/>
               </w:rPr>
-              <w:t xml:space="preserve">Kylie, Charmi, </w:t>
-            </w:r>
-            <w:proofErr w:type="spellStart"/>
-            <w:r>
-              <w:rPr>
-                <w:rFonts w:ascii="Calibri" w:hAnsi="Calibri" w:cs="Calibri"/>
-              </w:rPr>
-              <w:t>Zaf</w:t>
-            </w:r>
-            <w:proofErr w:type="spellEnd"/>
+              <w:t>All Team Members</w:t>
+            </w:r>
           </w:p>
         </w:tc>
         <w:tc>
@@ -3038,7 +3570,19 @@
               <w:rPr>
                 <w:rFonts w:ascii="Calibri" w:hAnsi="Calibri" w:cs="Calibri"/>
               </w:rPr>
-              <w:t>Completed</w:t>
+              <w:t>28/</w:t>
+            </w:r>
+            <w:r>
+              <w:rPr>
+                <w:rFonts w:ascii="Calibri" w:hAnsi="Calibri" w:cs="Calibri"/>
+              </w:rPr>
+              <w:t>10</w:t>
+            </w:r>
+            <w:r>
+              <w:rPr>
+                <w:rFonts w:ascii="Calibri" w:hAnsi="Calibri" w:cs="Calibri"/>
+              </w:rPr>
+              <w:t>/2025</w:t>
             </w:r>
           </w:p>
         </w:tc>
@@ -3077,7 +3621,7 @@
               <w:rPr>
                 <w:rFonts w:ascii="Calibri" w:hAnsi="Calibri" w:cs="Calibri"/>
               </w:rPr>
-              <w:t>Decoding the Logs</w:t>
+              <w:t xml:space="preserve">Organising the Portfolio Folders </w:t>
             </w:r>
           </w:p>
         </w:tc>
@@ -3096,16 +3640,8 @@
               <w:rPr>
                 <w:rFonts w:ascii="Calibri" w:hAnsi="Calibri" w:cs="Calibri"/>
               </w:rPr>
-              <w:t xml:space="preserve">Win, </w:t>
-            </w:r>
-            <w:proofErr w:type="spellStart"/>
-            <w:r>
-              <w:rPr>
-                <w:rFonts w:ascii="Calibri" w:hAnsi="Calibri" w:cs="Calibri"/>
-              </w:rPr>
-              <w:t>Zaf</w:t>
-            </w:r>
-            <w:proofErr w:type="spellEnd"/>
+              <w:t>Thomas</w:t>
+            </w:r>
           </w:p>
         </w:tc>
         <w:tc>
@@ -3123,7 +3659,19 @@
               <w:rPr>
                 <w:rFonts w:ascii="Calibri" w:hAnsi="Calibri" w:cs="Calibri"/>
               </w:rPr>
-              <w:t>Completed</w:t>
+              <w:t>28/</w:t>
+            </w:r>
+            <w:r>
+              <w:rPr>
+                <w:rFonts w:ascii="Calibri" w:hAnsi="Calibri" w:cs="Calibri"/>
+              </w:rPr>
+              <w:t>10</w:t>
+            </w:r>
+            <w:r>
+              <w:rPr>
+                <w:rFonts w:ascii="Calibri" w:hAnsi="Calibri" w:cs="Calibri"/>
+              </w:rPr>
+              <w:t>/2025</w:t>
             </w:r>
           </w:p>
         </w:tc>
@@ -3162,13 +3710,7 @@
               <w:rPr>
                 <w:rFonts w:ascii="Calibri" w:hAnsi="Calibri" w:cs="Calibri"/>
               </w:rPr>
-              <w:t>Graphing</w:t>
-            </w:r>
-            <w:r>
-              <w:rPr>
-                <w:rFonts w:ascii="Calibri" w:hAnsi="Calibri" w:cs="Calibri"/>
-              </w:rPr>
-              <w:t xml:space="preserve"> and Confidence of Interval </w:t>
+              <w:t>Final Poster</w:t>
             </w:r>
           </w:p>
         </w:tc>
@@ -3187,7 +3729,7 @@
               <w:rPr>
                 <w:rFonts w:ascii="Calibri" w:hAnsi="Calibri" w:cs="Calibri"/>
               </w:rPr>
-              <w:t>Win, Larissa</w:t>
+              <w:t>All Team Members</w:t>
             </w:r>
           </w:p>
         </w:tc>
@@ -3206,262 +3748,19 @@
               <w:rPr>
                 <w:rFonts w:ascii="Calibri" w:hAnsi="Calibri" w:cs="Calibri"/>
               </w:rPr>
-              <w:t>Completed</w:t>
-            </w:r>
-          </w:p>
-        </w:tc>
-      </w:tr>
-      <w:tr>
-        <w:tc>
-          <w:tcPr>
-            <w:tcW w:w="540" w:type="dxa"/>
-            <w:vAlign w:val="center"/>
-          </w:tcPr>
-          <w:p>
-            <w:pPr>
-              <w:numPr>
-                <w:ilvl w:val="0"/>
-                <w:numId w:val="20"/>
-              </w:numPr>
-              <w:ind w:left="342"/>
-              <w:rPr>
-                <w:rFonts w:ascii="Calibri" w:hAnsi="Calibri" w:cs="Calibri"/>
-              </w:rPr>
-            </w:pPr>
-          </w:p>
-        </w:tc>
-        <w:tc>
-          <w:tcPr>
-            <w:tcW w:w="5400" w:type="dxa"/>
-            <w:vAlign w:val="center"/>
-          </w:tcPr>
-          <w:p>
-            <w:pPr>
-              <w:rPr>
-                <w:rFonts w:ascii="Calibri" w:hAnsi="Calibri" w:cs="Calibri"/>
-              </w:rPr>
-            </w:pPr>
-            <w:r>
-              <w:rPr>
-                <w:rFonts w:ascii="Calibri" w:hAnsi="Calibri" w:cs="Calibri"/>
-              </w:rPr>
-              <w:t xml:space="preserve">Individual </w:t>
-            </w:r>
-            <w:r>
-              <w:rPr>
-                <w:rFonts w:ascii="Calibri" w:hAnsi="Calibri" w:cs="Calibri"/>
-              </w:rPr>
-              <w:t>Reflective Report</w:t>
-            </w:r>
-          </w:p>
-        </w:tc>
-        <w:tc>
-          <w:tcPr>
-            <w:tcW w:w="2140" w:type="dxa"/>
-            <w:vAlign w:val="center"/>
-          </w:tcPr>
-          <w:p>
-            <w:pPr>
-              <w:rPr>
-                <w:rFonts w:ascii="Calibri" w:hAnsi="Calibri" w:cs="Calibri"/>
-              </w:rPr>
-            </w:pPr>
-            <w:r>
-              <w:rPr>
-                <w:rFonts w:ascii="Calibri" w:hAnsi="Calibri" w:cs="Calibri"/>
-              </w:rPr>
-              <w:t>All Team Members</w:t>
-            </w:r>
-          </w:p>
-        </w:tc>
-        <w:tc>
-          <w:tcPr>
-            <w:tcW w:w="1910" w:type="dxa"/>
-            <w:vAlign w:val="center"/>
-          </w:tcPr>
-          <w:p>
-            <w:pPr>
-              <w:rPr>
-                <w:rFonts w:ascii="Calibri" w:hAnsi="Calibri" w:cs="Calibri"/>
-              </w:rPr>
-            </w:pPr>
-            <w:r>
-              <w:rPr>
-                <w:rFonts w:ascii="Calibri" w:hAnsi="Calibri" w:cs="Calibri"/>
-              </w:rPr>
-              <w:t>28/09/2025</w:t>
-            </w:r>
-          </w:p>
-        </w:tc>
-      </w:tr>
-      <w:tr>
-        <w:tc>
-          <w:tcPr>
-            <w:tcW w:w="540" w:type="dxa"/>
-            <w:vAlign w:val="center"/>
-          </w:tcPr>
-          <w:p>
-            <w:pPr>
-              <w:numPr>
-                <w:ilvl w:val="0"/>
-                <w:numId w:val="20"/>
-              </w:numPr>
-              <w:ind w:left="342"/>
-              <w:rPr>
-                <w:rFonts w:ascii="Calibri" w:hAnsi="Calibri" w:cs="Calibri"/>
-              </w:rPr>
-            </w:pPr>
-          </w:p>
-        </w:tc>
-        <w:tc>
-          <w:tcPr>
-            <w:tcW w:w="5400" w:type="dxa"/>
-            <w:vAlign w:val="center"/>
-          </w:tcPr>
-          <w:p>
-            <w:pPr>
-              <w:rPr>
-                <w:rFonts w:ascii="Calibri" w:hAnsi="Calibri" w:cs="Calibri"/>
-              </w:rPr>
-            </w:pPr>
-            <w:r>
-              <w:rPr>
-                <w:rFonts w:ascii="Calibri" w:hAnsi="Calibri" w:cs="Calibri"/>
-              </w:rPr>
-              <w:t>Organ</w:t>
-            </w:r>
-            <w:r>
-              <w:rPr>
-                <w:rFonts w:ascii="Calibri" w:hAnsi="Calibri" w:cs="Calibri"/>
-              </w:rPr>
-              <w:t>ising</w:t>
-            </w:r>
-            <w:r>
-              <w:rPr>
-                <w:rFonts w:ascii="Calibri" w:hAnsi="Calibri" w:cs="Calibri"/>
-              </w:rPr>
-              <w:t xml:space="preserve"> the Portf</w:t>
-            </w:r>
-            <w:r>
-              <w:rPr>
-                <w:rFonts w:ascii="Calibri" w:hAnsi="Calibri" w:cs="Calibri"/>
-              </w:rPr>
-              <w:t xml:space="preserve">olio Folders </w:t>
-            </w:r>
-          </w:p>
-        </w:tc>
-        <w:tc>
-          <w:tcPr>
-            <w:tcW w:w="2140" w:type="dxa"/>
-            <w:vAlign w:val="center"/>
-          </w:tcPr>
-          <w:p>
-            <w:pPr>
-              <w:rPr>
-                <w:rFonts w:ascii="Calibri" w:hAnsi="Calibri" w:cs="Calibri"/>
-              </w:rPr>
-            </w:pPr>
-            <w:r>
-              <w:rPr>
-                <w:rFonts w:ascii="Calibri" w:hAnsi="Calibri" w:cs="Calibri"/>
-              </w:rPr>
-              <w:t>Thomas</w:t>
-            </w:r>
-          </w:p>
-        </w:tc>
-        <w:tc>
-          <w:tcPr>
-            <w:tcW w:w="1910" w:type="dxa"/>
-            <w:vAlign w:val="center"/>
-          </w:tcPr>
-          <w:p>
-            <w:pPr>
-              <w:rPr>
-                <w:rFonts w:ascii="Calibri" w:hAnsi="Calibri" w:cs="Calibri"/>
-              </w:rPr>
-            </w:pPr>
-            <w:r>
-              <w:rPr>
-                <w:rFonts w:ascii="Calibri" w:hAnsi="Calibri" w:cs="Calibri"/>
-              </w:rPr>
-              <w:t>28/09/2025</w:t>
-            </w:r>
-          </w:p>
-        </w:tc>
-      </w:tr>
-      <w:tr>
-        <w:tc>
-          <w:tcPr>
-            <w:tcW w:w="540" w:type="dxa"/>
-            <w:vAlign w:val="center"/>
-          </w:tcPr>
-          <w:p>
-            <w:pPr>
-              <w:numPr>
-                <w:ilvl w:val="0"/>
-                <w:numId w:val="20"/>
-              </w:numPr>
-              <w:ind w:left="342"/>
-              <w:rPr>
-                <w:rFonts w:ascii="Calibri" w:hAnsi="Calibri" w:cs="Calibri"/>
-              </w:rPr>
-            </w:pPr>
-          </w:p>
-        </w:tc>
-        <w:tc>
-          <w:tcPr>
-            <w:tcW w:w="5400" w:type="dxa"/>
-            <w:vAlign w:val="center"/>
-          </w:tcPr>
-          <w:p>
-            <w:pPr>
-              <w:rPr>
-                <w:rFonts w:ascii="Calibri" w:hAnsi="Calibri" w:cs="Calibri"/>
-              </w:rPr>
-            </w:pPr>
-            <w:r>
-              <w:rPr>
-                <w:rFonts w:ascii="Calibri" w:hAnsi="Calibri" w:cs="Calibri"/>
-              </w:rPr>
-              <w:t>Final Poster</w:t>
-            </w:r>
-          </w:p>
-        </w:tc>
-        <w:tc>
-          <w:tcPr>
-            <w:tcW w:w="2140" w:type="dxa"/>
-            <w:vAlign w:val="center"/>
-          </w:tcPr>
-          <w:p>
-            <w:pPr>
-              <w:rPr>
-                <w:rFonts w:ascii="Calibri" w:hAnsi="Calibri" w:cs="Calibri"/>
-              </w:rPr>
-            </w:pPr>
-            <w:r>
-              <w:rPr>
-                <w:rFonts w:ascii="Calibri" w:hAnsi="Calibri" w:cs="Calibri"/>
-              </w:rPr>
-              <w:t>All Team Members</w:t>
-            </w:r>
-          </w:p>
-        </w:tc>
-        <w:tc>
-          <w:tcPr>
-            <w:tcW w:w="1910" w:type="dxa"/>
-            <w:vAlign w:val="center"/>
-          </w:tcPr>
-          <w:p>
-            <w:pPr>
-              <w:rPr>
-                <w:rFonts w:ascii="Calibri" w:hAnsi="Calibri" w:cs="Calibri"/>
-              </w:rPr>
-            </w:pPr>
-            <w:r>
-              <w:rPr>
-                <w:rFonts w:ascii="Calibri" w:hAnsi="Calibri" w:cs="Calibri"/>
-              </w:rPr>
-              <w:t>28/09/2025</w:t>
+              <w:t>28/</w:t>
+            </w:r>
+            <w:r>
+              <w:rPr>
+                <w:rFonts w:ascii="Calibri" w:hAnsi="Calibri" w:cs="Calibri"/>
+              </w:rPr>
+              <w:t>10</w:t>
+            </w:r>
+            <w:r>
+              <w:rPr>
+                <w:rFonts w:ascii="Calibri" w:hAnsi="Calibri" w:cs="Calibri"/>
+              </w:rPr>
+              <w:t>/2025</w:t>
             </w:r>
           </w:p>
         </w:tc>
@@ -3564,6 +3863,13 @@
               </w:rPr>
               <w:t>2025</w:t>
             </w:r>
+            <w:r>
+              <w:rPr>
+                <w:rFonts w:ascii="Calibri" w:hAnsi="Calibri" w:cs="Calibri"/>
+                <w:bCs/>
+              </w:rPr>
+              <w:t xml:space="preserve"> (Client Meeting) </w:t>
+            </w:r>
           </w:p>
         </w:tc>
         <w:tc>
@@ -3597,7 +3903,21 @@
                 <w:rFonts w:ascii="Calibri" w:hAnsi="Calibri" w:cs="Calibri"/>
                 <w:bCs/>
               </w:rPr>
-              <w:t>12:00pm</w:t>
+              <w:t>1:</w:t>
+            </w:r>
+            <w:r>
+              <w:rPr>
+                <w:rFonts w:ascii="Calibri" w:hAnsi="Calibri" w:cs="Calibri"/>
+                <w:bCs/>
+              </w:rPr>
+              <w:t>3</w:t>
+            </w:r>
+            <w:r>
+              <w:rPr>
+                <w:rFonts w:ascii="Calibri" w:hAnsi="Calibri" w:cs="Calibri"/>
+                <w:bCs/>
+              </w:rPr>
+              <w:t>0pm</w:t>
             </w:r>
           </w:p>
         </w:tc>
@@ -3661,7 +3981,7 @@
               <w:rPr>
                 <w:rFonts w:ascii="Calibri" w:hAnsi="Calibri" w:cs="Calibri"/>
               </w:rPr>
-              <w:t>Working on Final Poster</w:t>
+              <w:t>Kali Evaluation Running</w:t>
             </w:r>
           </w:p>
         </w:tc>
@@ -3704,7 +4024,56 @@
               <w:rPr>
                 <w:rFonts w:ascii="Calibri" w:hAnsi="Calibri" w:cs="Calibri"/>
               </w:rPr>
-              <w:t xml:space="preserve">Data Analysis </w:t>
+              <w:t xml:space="preserve">Graphing Data </w:t>
+            </w:r>
+          </w:p>
+        </w:tc>
+      </w:tr>
+      <w:tr>
+        <w:trPr>
+          <w:trHeight w:val="70"/>
+        </w:trPr>
+        <w:tc>
+          <w:tcPr>
+            <w:tcW w:w="540" w:type="dxa"/>
+            <w:vAlign w:val="center"/>
+          </w:tcPr>
+          <w:p>
+            <w:pPr>
+              <w:numPr>
+                <w:ilvl w:val="0"/>
+                <w:numId w:val="12"/>
+              </w:numPr>
+              <w:ind w:left="252" w:hanging="208"/>
+              <w:rPr>
+                <w:rFonts w:ascii="Calibri" w:hAnsi="Calibri" w:cs="Calibri"/>
+              </w:rPr>
+            </w:pPr>
+          </w:p>
+        </w:tc>
+        <w:tc>
+          <w:tcPr>
+            <w:tcW w:w="9450" w:type="dxa"/>
+            <w:gridSpan w:val="2"/>
+            <w:vAlign w:val="center"/>
+          </w:tcPr>
+          <w:p>
+            <w:pPr>
+              <w:rPr>
+                <w:rFonts w:ascii="Calibri" w:hAnsi="Calibri" w:cs="Calibri"/>
+              </w:rPr>
+            </w:pPr>
+            <w:r>
+              <w:rPr>
+                <w:rFonts w:ascii="Calibri" w:hAnsi="Calibri" w:cs="Calibri"/>
+              </w:rPr>
+              <w:t xml:space="preserve">Starting Final Poster </w:t>
+            </w:r>
+            <w:r>
+              <w:rPr>
+                <w:rFonts w:ascii="Calibri" w:hAnsi="Calibri" w:cs="Calibri"/>
+              </w:rPr>
+              <w:t>Layout</w:t>
             </w:r>
           </w:p>
         </w:tc>
@@ -4019,7 +4388,7 @@
           <v:path o:extrusionok="f" gradientshapeok="t" o:connecttype="rect"/>
           <o:lock v:ext="edit" aspectratio="t"/>
         </v:shapetype>
-        <v:shape id="_x0000_s1025" type="#_x0000_t75" style="position:absolute;left:0;text-align:left;margin-left:-57.65pt;margin-top:-35.55pt;width:610.4pt;height:100.2pt;z-index:251657728">
+        <v:shape id="_x0000_s1025" type="#_x0000_t75" style="position:absolute;left:0;text-align:left;margin-left:-57.65pt;margin-top:-35.55pt;width:610.4pt;height:100.2pt;z-index:1">
           <v:imagedata r:id="rId1" o:title="Untitled-4"/>
           <w10:wrap type="square"/>
         </v:shape>
@@ -7229,7 +7598,7 @@
     <w:rPrDefault>
       <w:rPr>
         <w:rFonts w:ascii="Times New Roman" w:eastAsia="Times New Roman" w:hAnsi="Times New Roman" w:cs="Times New Roman"/>
-        <w:lang w:val="en-NZ" w:eastAsia="ja-JP" w:bidi="ar-SA"/>
+        <w:lang w:val="en-NZ" w:eastAsia="en-NZ" w:bidi="my-MM"/>
       </w:rPr>
     </w:rPrDefault>
     <w:pPrDefault/>
@@ -7522,7 +7891,7 @@
     <w:rPr>
       <w:sz w:val="24"/>
       <w:szCs w:val="24"/>
-      <w:lang w:eastAsia="en-US"/>
+      <w:lang w:eastAsia="en-US" w:bidi="ar-SA"/>
     </w:rPr>
   </w:style>
   <w:style w:type="character" w:default="1" w:styleId="DefaultParagraphFont">

--- a/03-Communication-and-Teamwork/Meetings/Minutes/Team-Meetings/Meeting Minutes 2025-08-28 (Team).docx
+++ b/03-Communication-and-Teamwork/Meetings/Minutes/Team-Meetings/Meeting Minutes 2025-08-28 (Team).docx
@@ -2,13 +2,6 @@
 <file path=word/document.xml><?xml version="1.0" encoding="utf-8"?>
 <w:document xmlns:wpc="http://schemas.microsoft.com/office/word/2010/wordprocessingCanvas" xmlns:cx="http://schemas.microsoft.com/office/drawing/2014/chartex" xmlns:cx1="http://schemas.microsoft.com/office/drawing/2015/9/8/chartex" xmlns:cx2="http://schemas.microsoft.com/office/drawing/2015/10/21/chartex" xmlns:cx3="http://schemas.microsoft.com/office/drawing/2016/5/9/chartex" xmlns:cx4="http://schemas.microsoft.com/office/drawing/2016/5/10/chartex" xmlns:cx5="http://schemas.microsoft.com/office/drawing/2016/5/11/chartex" xmlns:cx6="http://schemas.microsoft.com/office/drawing/2016/5/12/chartex" xmlns:cx7="http://schemas.microsoft.com/office/drawing/2016/5/13/chartex" xmlns:cx8="http://schemas.microsoft.com/office/drawing/2016/5/14/chartex" xmlns:mc="http://schemas.openxmlformats.org/markup-compatibility/2006" xmlns:aink="http://schemas.microsoft.com/office/drawing/2016/ink" xmlns:am3d="http://schemas.microsoft.com/office/drawing/2017/model3d" xmlns:o="urn:schemas-microsoft-com:office:office" xmlns:oel="http://schemas.microsoft.com/office/2019/extlst" xmlns:r="http://schemas.openxmlformats.org/officeDocument/2006/relationships" xmlns:m="http://schemas.openxmlformats.org/officeDocument/2006/math" xmlns:v="urn:schemas-microsoft-com:vml" xmlns:wp14="http://schemas.microsoft.com/office/word/2010/wordprocessingDrawing" xmlns:wp="http://schemas.openxmlformats.org/drawingml/2006/wordprocessingDrawing" xmlns:w10="urn:schemas-microsoft-com:office:word" xmlns:w="http://schemas.openxmlformats.org/wordprocessingml/2006/main" xmlns:w14="http://schemas.microsoft.com/office/word/2010/wordml" xmlns:w15="http://schemas.microsoft.com/office/word/2012/wordml" xmlns:w16cex="http://schemas.microsoft.com/office/word/2018/wordml/cex" xmlns:w16cid="http://schemas.microsoft.com/office/word/2016/wordml/cid" xmlns:w16="http://schemas.microsoft.com/office/word/2018/wordml" xmlns:w16du="http://schemas.microsoft.com/office/word/2023/wordml/word16du" xmlns:w16sdtdh="http://schemas.microsoft.com/office/word/2020/wordml/sdtdatahash" xmlns:w16sdtfl="http://schemas.microsoft.com/office/word/2024/wordml/sdtformatlock" xmlns:w16se="http://schemas.microsoft.com/office/word/2015/wordml/symex" xmlns:wpg="http://schemas.microsoft.com/office/word/2010/wordprocessingGroup" xmlns:wpi="http://schemas.microsoft.com/office/word/2010/wordprocessingInk" xmlns:wne="http://schemas.microsoft.com/office/word/2006/wordml" xmlns:wps="http://schemas.microsoft.com/office/word/2010/wordprocessingShape" mc:Ignorable="w14 w15 w16se w16cid w16 w16cex w16sdtdh w16sdtfl w16du wp14">
   <w:body>
-    <w:p>
-      <w:pPr>
-        <w:rPr>
-          <w:rFonts w:ascii="Calibri" w:hAnsi="Calibri" w:cs="Calibri"/>
-        </w:rPr>
-      </w:pPr>
-    </w:p>
     <w:p>
       <w:pPr>
         <w:jc w:val="center"/>
@@ -205,7 +198,7 @@
                 <w:b/>
                 <w:bCs/>
               </w:rPr>
-              <w:t>Debrief after Mid</w:t>
+              <w:t xml:space="preserve">Kali </w:t>
             </w:r>
             <w:r>
               <w:rPr>
@@ -213,15 +206,201 @@
                 <w:b/>
                 <w:bCs/>
               </w:rPr>
-              <w:t>-</w:t>
-            </w:r>
+              <w:t>Environmental Setup and Execution</w:t>
+            </w:r>
+          </w:p>
+        </w:tc>
+      </w:tr>
+      <w:tr>
+        <w:tc>
+          <w:tcPr>
+            <w:tcW w:w="2952" w:type="dxa"/>
+            <w:vAlign w:val="center"/>
+          </w:tcPr>
+          <w:p>
+            <w:pPr>
+              <w:rPr>
+                <w:rFonts w:ascii="Calibri" w:hAnsi="Calibri" w:cs="Calibri"/>
+                <w:b/>
+              </w:rPr>
+            </w:pPr>
+            <w:r>
+              <w:rPr>
+                <w:rFonts w:ascii="Calibri" w:hAnsi="Calibri" w:cs="Calibri"/>
+                <w:b/>
+              </w:rPr>
+              <w:t>Meeting called by:</w:t>
+            </w:r>
+          </w:p>
+        </w:tc>
+        <w:tc>
+          <w:tcPr>
+            <w:tcW w:w="7038" w:type="dxa"/>
+            <w:gridSpan w:val="2"/>
+            <w:vAlign w:val="center"/>
+          </w:tcPr>
+          <w:p>
+            <w:pPr>
+              <w:rPr>
+                <w:rFonts w:ascii="Calibri" w:hAnsi="Calibri" w:cs="Calibri"/>
+              </w:rPr>
+            </w:pPr>
+            <w:r>
+              <w:rPr>
+                <w:rFonts w:ascii="Calibri" w:hAnsi="Calibri" w:cs="Calibri"/>
+              </w:rPr>
+              <w:t xml:space="preserve">Thomas </w:t>
+            </w:r>
+            <w:r>
+              <w:rPr>
+                <w:rFonts w:ascii="Calibri" w:hAnsi="Calibri" w:cs="Calibri"/>
+              </w:rPr>
+              <w:t>Robinson</w:t>
+            </w:r>
+          </w:p>
+        </w:tc>
+      </w:tr>
+      <w:tr>
+        <w:tc>
+          <w:tcPr>
+            <w:tcW w:w="2952" w:type="dxa"/>
+            <w:vAlign w:val="center"/>
+          </w:tcPr>
+          <w:p>
+            <w:pPr>
+              <w:rPr>
+                <w:rFonts w:ascii="Calibri" w:hAnsi="Calibri" w:cs="Calibri"/>
+                <w:b/>
+              </w:rPr>
+            </w:pPr>
             <w:r>
               <w:rPr>
                 <w:rFonts w:ascii="Calibri" w:hAnsi="Calibri" w:cs="Calibri"/>
                 <w:b/>
                 <w:bCs/>
               </w:rPr>
-              <w:t>Semester Review and Discussion for Fedora OS</w:t>
+              <w:t>Location:</w:t>
+            </w:r>
+            <w:r>
+              <w:rPr>
+                <w:rFonts w:ascii="Calibri" w:hAnsi="Calibri" w:cs="Calibri"/>
+                <w:b/>
+                <w:bCs/>
+              </w:rPr>
+              <w:t xml:space="preserve"> </w:t>
+            </w:r>
+            <w:r>
+              <w:rPr>
+                <w:rFonts w:ascii="Calibri" w:hAnsi="Calibri" w:cs="Calibri"/>
+                <w:bCs/>
+              </w:rPr>
+              <w:t>WZ701</w:t>
+            </w:r>
+          </w:p>
+        </w:tc>
+        <w:tc>
+          <w:tcPr>
+            <w:tcW w:w="2952" w:type="dxa"/>
+            <w:vAlign w:val="center"/>
+          </w:tcPr>
+          <w:p>
+            <w:pPr>
+              <w:rPr>
+                <w:rFonts w:ascii="Calibri" w:hAnsi="Calibri" w:cs="Calibri"/>
+                <w:b/>
+                <w:bCs/>
+              </w:rPr>
+            </w:pPr>
+            <w:r>
+              <w:rPr>
+                <w:rFonts w:ascii="Calibri" w:hAnsi="Calibri" w:cs="Calibri"/>
+                <w:b/>
+                <w:bCs/>
+              </w:rPr>
+              <w:t>Date:</w:t>
+            </w:r>
+            <w:r>
+              <w:rPr>
+                <w:rFonts w:ascii="Calibri" w:hAnsi="Calibri" w:cs="Calibri"/>
+                <w:b/>
+                <w:bCs/>
+              </w:rPr>
+              <w:t xml:space="preserve"> </w:t>
+            </w:r>
+            <w:r>
+              <w:rPr>
+                <w:rFonts w:ascii="Calibri" w:hAnsi="Calibri" w:cs="Calibri"/>
+              </w:rPr>
+              <w:t>28</w:t>
+            </w:r>
+            <w:r>
+              <w:rPr>
+                <w:rFonts w:ascii="Calibri" w:hAnsi="Calibri" w:cs="Calibri"/>
+              </w:rPr>
+              <w:t>/0</w:t>
+            </w:r>
+            <w:r>
+              <w:rPr>
+                <w:rFonts w:ascii="Calibri" w:hAnsi="Calibri" w:cs="Calibri"/>
+              </w:rPr>
+              <w:t>8</w:t>
+            </w:r>
+            <w:r>
+              <w:rPr>
+                <w:rFonts w:ascii="Calibri" w:hAnsi="Calibri" w:cs="Calibri"/>
+              </w:rPr>
+              <w:t>/2025</w:t>
+            </w:r>
+          </w:p>
+        </w:tc>
+        <w:tc>
+          <w:tcPr>
+            <w:tcW w:w="4086" w:type="dxa"/>
+            <w:vAlign w:val="center"/>
+          </w:tcPr>
+          <w:p>
+            <w:pPr>
+              <w:rPr>
+                <w:rFonts w:ascii="Calibri" w:hAnsi="Calibri" w:cs="Calibri"/>
+              </w:rPr>
+            </w:pPr>
+            <w:r>
+              <w:rPr>
+                <w:rFonts w:ascii="Calibri" w:hAnsi="Calibri" w:cs="Calibri"/>
+                <w:b/>
+                <w:bCs/>
+              </w:rPr>
+              <w:t>Time:</w:t>
+            </w:r>
+            <w:r>
+              <w:rPr>
+                <w:rFonts w:ascii="Calibri" w:hAnsi="Calibri" w:cs="Calibri"/>
+              </w:rPr>
+              <w:t xml:space="preserve"> </w:t>
+            </w:r>
+            <w:r>
+              <w:rPr>
+                <w:rFonts w:ascii="Calibri" w:hAnsi="Calibri" w:cs="Calibri"/>
+              </w:rPr>
+              <w:t>4:00</w:t>
+            </w:r>
+            <w:r>
+              <w:rPr>
+                <w:rFonts w:ascii="Calibri" w:hAnsi="Calibri" w:cs="Calibri"/>
+              </w:rPr>
+              <w:t>pm</w:t>
+            </w:r>
+            <w:r>
+              <w:rPr>
+                <w:rFonts w:ascii="Calibri" w:hAnsi="Calibri" w:cs="Calibri"/>
+              </w:rPr>
+              <w:t xml:space="preserve"> – 5:00</w:t>
+            </w:r>
+            <w:r>
+              <w:rPr>
+                <w:rFonts w:ascii="Calibri" w:hAnsi="Calibri" w:cs="Calibri"/>
+              </w:rPr>
+              <w:t>pm</w:t>
             </w:r>
           </w:p>
         </w:tc>
@@ -236,46 +415,32 @@
             <w:pPr>
               <w:rPr>
                 <w:rFonts w:ascii="Calibri" w:hAnsi="Calibri" w:cs="Calibri"/>
+                <w:bCs/>
+              </w:rPr>
+            </w:pPr>
+            <w:r>
+              <w:rPr>
+                <w:rFonts w:ascii="Calibri" w:hAnsi="Calibri" w:cs="Calibri"/>
                 <w:b/>
               </w:rPr>
-            </w:pPr>
+              <w:t>QA:</w:t>
+            </w:r>
             <w:r>
               <w:rPr>
                 <w:rFonts w:ascii="Calibri" w:hAnsi="Calibri" w:cs="Calibri"/>
                 <w:b/>
               </w:rPr>
-              <w:t>Meeting called by:</w:t>
-            </w:r>
-          </w:p>
-        </w:tc>
-        <w:tc>
-          <w:tcPr>
-            <w:tcW w:w="7038" w:type="dxa"/>
-            <w:gridSpan w:val="2"/>
-            <w:vAlign w:val="center"/>
-          </w:tcPr>
-          <w:p>
-            <w:pPr>
-              <w:rPr>
-                <w:rFonts w:ascii="Calibri" w:hAnsi="Calibri" w:cs="Calibri"/>
-              </w:rPr>
-            </w:pPr>
-            <w:r>
-              <w:rPr>
-                <w:rFonts w:ascii="Calibri" w:hAnsi="Calibri" w:cs="Calibri"/>
-              </w:rPr>
-              <w:t xml:space="preserve">Thomas </w:t>
-            </w:r>
-            <w:r>
-              <w:rPr>
-                <w:rFonts w:ascii="Calibri" w:hAnsi="Calibri" w:cs="Calibri"/>
-              </w:rPr>
-              <w:t>Robinson</w:t>
-            </w:r>
-          </w:p>
-        </w:tc>
-      </w:tr>
-      <w:tr>
+              <w:t xml:space="preserve"> </w:t>
+            </w:r>
+            <w:r>
+              <w:rPr>
+                <w:rFonts w:ascii="Calibri" w:hAnsi="Calibri" w:cs="Calibri"/>
+                <w:bCs/>
+              </w:rPr>
+              <w:t>Larissa Goh</w:t>
+            </w:r>
+          </w:p>
+        </w:tc>
         <w:tc>
           <w:tcPr>
             <w:tcW w:w="2952" w:type="dxa"/>
@@ -285,201 +450,28 @@
             <w:pPr>
               <w:rPr>
                 <w:rFonts w:ascii="Calibri" w:hAnsi="Calibri" w:cs="Calibri"/>
+              </w:rPr>
+            </w:pPr>
+            <w:r>
+              <w:rPr>
+                <w:rFonts w:ascii="Calibri" w:hAnsi="Calibri" w:cs="Calibri"/>
                 <w:b/>
               </w:rPr>
-            </w:pPr>
-            <w:r>
-              <w:rPr>
-                <w:rFonts w:ascii="Calibri" w:hAnsi="Calibri" w:cs="Calibri"/>
-                <w:b/>
+              <w:t xml:space="preserve">Version: </w:t>
+            </w:r>
+            <w:r>
+              <w:rPr>
+                <w:rFonts w:ascii="Calibri" w:hAnsi="Calibri" w:cs="Calibri"/>
                 <w:bCs/>
               </w:rPr>
-              <w:t>Location:</w:t>
-            </w:r>
-            <w:r>
-              <w:rPr>
-                <w:rFonts w:ascii="Calibri" w:hAnsi="Calibri" w:cs="Calibri"/>
-                <w:b/>
+              <w:t>1.</w:t>
+            </w:r>
+            <w:r>
+              <w:rPr>
+                <w:rFonts w:ascii="Calibri" w:hAnsi="Calibri" w:cs="Calibri"/>
                 <w:bCs/>
               </w:rPr>
-              <w:t xml:space="preserve"> </w:t>
-            </w:r>
-            <w:r>
-              <w:rPr>
-                <w:rFonts w:ascii="Calibri" w:hAnsi="Calibri" w:cs="Calibri"/>
-                <w:bCs/>
-              </w:rPr>
-              <w:t>WZ701</w:t>
-            </w:r>
-          </w:p>
-        </w:tc>
-        <w:tc>
-          <w:tcPr>
-            <w:tcW w:w="2952" w:type="dxa"/>
-            <w:vAlign w:val="center"/>
-          </w:tcPr>
-          <w:p>
-            <w:pPr>
-              <w:rPr>
-                <w:rFonts w:ascii="Calibri" w:hAnsi="Calibri" w:cs="Calibri"/>
-                <w:b/>
-                <w:bCs/>
-              </w:rPr>
-            </w:pPr>
-            <w:r>
-              <w:rPr>
-                <w:rFonts w:ascii="Calibri" w:hAnsi="Calibri" w:cs="Calibri"/>
-                <w:b/>
-                <w:bCs/>
-              </w:rPr>
-              <w:t>Date:</w:t>
-            </w:r>
-            <w:r>
-              <w:rPr>
-                <w:rFonts w:ascii="Calibri" w:hAnsi="Calibri" w:cs="Calibri"/>
-                <w:b/>
-                <w:bCs/>
-              </w:rPr>
-              <w:t xml:space="preserve"> </w:t>
-            </w:r>
-            <w:r>
-              <w:rPr>
-                <w:rFonts w:ascii="Calibri" w:hAnsi="Calibri" w:cs="Calibri"/>
-              </w:rPr>
-              <w:t>28</w:t>
-            </w:r>
-            <w:r>
-              <w:rPr>
-                <w:rFonts w:ascii="Calibri" w:hAnsi="Calibri" w:cs="Calibri"/>
-              </w:rPr>
-              <w:t>/0</w:t>
-            </w:r>
-            <w:r>
-              <w:rPr>
-                <w:rFonts w:ascii="Calibri" w:hAnsi="Calibri" w:cs="Calibri"/>
-              </w:rPr>
-              <w:t>8</w:t>
-            </w:r>
-            <w:r>
-              <w:rPr>
-                <w:rFonts w:ascii="Calibri" w:hAnsi="Calibri" w:cs="Calibri"/>
-              </w:rPr>
-              <w:t>/2025</w:t>
-            </w:r>
-          </w:p>
-        </w:tc>
-        <w:tc>
-          <w:tcPr>
-            <w:tcW w:w="4086" w:type="dxa"/>
-            <w:vAlign w:val="center"/>
-          </w:tcPr>
-          <w:p>
-            <w:pPr>
-              <w:rPr>
-                <w:rFonts w:ascii="Calibri" w:hAnsi="Calibri" w:cs="Calibri"/>
-              </w:rPr>
-            </w:pPr>
-            <w:r>
-              <w:rPr>
-                <w:rFonts w:ascii="Calibri" w:hAnsi="Calibri" w:cs="Calibri"/>
-                <w:b/>
-                <w:bCs/>
-              </w:rPr>
-              <w:t>Time:</w:t>
-            </w:r>
-            <w:r>
-              <w:rPr>
-                <w:rFonts w:ascii="Calibri" w:hAnsi="Calibri" w:cs="Calibri"/>
-              </w:rPr>
-              <w:t xml:space="preserve"> </w:t>
-            </w:r>
-            <w:r>
-              <w:rPr>
-                <w:rFonts w:ascii="Calibri" w:hAnsi="Calibri" w:cs="Calibri"/>
-              </w:rPr>
-              <w:t>4:00</w:t>
-            </w:r>
-            <w:r>
-              <w:rPr>
-                <w:rFonts w:ascii="Calibri" w:hAnsi="Calibri" w:cs="Calibri"/>
-              </w:rPr>
-              <w:t>pm</w:t>
-            </w:r>
-            <w:r>
-              <w:rPr>
-                <w:rFonts w:ascii="Calibri" w:hAnsi="Calibri" w:cs="Calibri"/>
-              </w:rPr>
-              <w:t xml:space="preserve"> – 5:00</w:t>
-            </w:r>
-            <w:r>
-              <w:rPr>
-                <w:rFonts w:ascii="Calibri" w:hAnsi="Calibri" w:cs="Calibri"/>
-              </w:rPr>
-              <w:t>pm</w:t>
-            </w:r>
-          </w:p>
-        </w:tc>
-      </w:tr>
-      <w:tr>
-        <w:tc>
-          <w:tcPr>
-            <w:tcW w:w="2952" w:type="dxa"/>
-            <w:vAlign w:val="center"/>
-          </w:tcPr>
-          <w:p>
-            <w:pPr>
-              <w:rPr>
-                <w:rFonts w:ascii="Calibri" w:hAnsi="Calibri" w:cs="Calibri"/>
-                <w:bCs/>
-              </w:rPr>
-            </w:pPr>
-            <w:r>
-              <w:rPr>
-                <w:rFonts w:ascii="Calibri" w:hAnsi="Calibri" w:cs="Calibri"/>
-                <w:b/>
-              </w:rPr>
-              <w:t>QA:</w:t>
-            </w:r>
-            <w:r>
-              <w:rPr>
-                <w:rFonts w:ascii="Calibri" w:hAnsi="Calibri" w:cs="Calibri"/>
-                <w:b/>
-              </w:rPr>
-              <w:t xml:space="preserve"> </w:t>
-            </w:r>
-            <w:r>
-              <w:rPr>
-                <w:rFonts w:ascii="Calibri" w:hAnsi="Calibri" w:cs="Calibri"/>
-                <w:bCs/>
-              </w:rPr>
-              <w:t>Larissa Goh</w:t>
-            </w:r>
-          </w:p>
-        </w:tc>
-        <w:tc>
-          <w:tcPr>
-            <w:tcW w:w="2952" w:type="dxa"/>
-            <w:vAlign w:val="center"/>
-          </w:tcPr>
-          <w:p>
-            <w:pPr>
-              <w:rPr>
-                <w:rFonts w:ascii="Calibri" w:hAnsi="Calibri" w:cs="Calibri"/>
-              </w:rPr>
-            </w:pPr>
-            <w:r>
-              <w:rPr>
-                <w:rFonts w:ascii="Calibri" w:hAnsi="Calibri" w:cs="Calibri"/>
-                <w:b/>
-              </w:rPr>
-              <w:t xml:space="preserve">Version: </w:t>
-            </w:r>
-            <w:r>
-              <w:rPr>
-                <w:rFonts w:ascii="Calibri" w:hAnsi="Calibri" w:cs="Calibri"/>
-                <w:bCs/>
-              </w:rPr>
-              <w:t>1.0</w:t>
+              <w:t>1</w:t>
             </w:r>
           </w:p>
         </w:tc>
@@ -2093,16 +2085,8 @@
               <w:rPr>
                 <w:rFonts w:ascii="Calibri" w:hAnsi="Calibri" w:cs="Calibri"/>
               </w:rPr>
-              <w:t xml:space="preserve">Kylie, Charmi, </w:t>
-            </w:r>
-            <w:proofErr w:type="spellStart"/>
-            <w:r>
-              <w:rPr>
-                <w:rFonts w:ascii="Calibri" w:hAnsi="Calibri" w:cs="Calibri"/>
-              </w:rPr>
-              <w:t>Zaf</w:t>
-            </w:r>
-            <w:proofErr w:type="spellEnd"/>
+              <w:t>Kylie, Charmi, Zaf</w:t>
+            </w:r>
           </w:p>
         </w:tc>
         <w:tc>
@@ -2178,16 +2162,8 @@
               <w:rPr>
                 <w:rFonts w:ascii="Calibri" w:hAnsi="Calibri" w:cs="Calibri"/>
               </w:rPr>
-              <w:t xml:space="preserve">Win, </w:t>
-            </w:r>
-            <w:proofErr w:type="spellStart"/>
-            <w:r>
-              <w:rPr>
-                <w:rFonts w:ascii="Calibri" w:hAnsi="Calibri" w:cs="Calibri"/>
-              </w:rPr>
-              <w:t>Zaf</w:t>
-            </w:r>
-            <w:proofErr w:type="spellEnd"/>
+              <w:t>Win, Zaf</w:t>
+            </w:r>
           </w:p>
         </w:tc>
         <w:tc>
@@ -2282,19 +2258,7 @@
               <w:rPr>
                 <w:rFonts w:ascii="Calibri" w:hAnsi="Calibri" w:cs="Calibri"/>
               </w:rPr>
-              <w:t>28/</w:t>
-            </w:r>
-            <w:r>
-              <w:rPr>
-                <w:rFonts w:ascii="Calibri" w:hAnsi="Calibri" w:cs="Calibri"/>
-              </w:rPr>
-              <w:t>10</w:t>
-            </w:r>
-            <w:r>
-              <w:rPr>
-                <w:rFonts w:ascii="Calibri" w:hAnsi="Calibri" w:cs="Calibri"/>
-              </w:rPr>
-              <w:t>/2025</w:t>
+              <w:t>28/10/2025</w:t>
             </w:r>
           </w:p>
         </w:tc>
@@ -2371,19 +2335,7 @@
               <w:rPr>
                 <w:rFonts w:ascii="Calibri" w:hAnsi="Calibri" w:cs="Calibri"/>
               </w:rPr>
-              <w:t>28/</w:t>
-            </w:r>
-            <w:r>
-              <w:rPr>
-                <w:rFonts w:ascii="Calibri" w:hAnsi="Calibri" w:cs="Calibri"/>
-              </w:rPr>
-              <w:t>10</w:t>
-            </w:r>
-            <w:r>
-              <w:rPr>
-                <w:rFonts w:ascii="Calibri" w:hAnsi="Calibri" w:cs="Calibri"/>
-              </w:rPr>
-              <w:t>/2025</w:t>
+              <w:t>28/10/2025</w:t>
             </w:r>
           </w:p>
         </w:tc>
@@ -2460,19 +2412,7 @@
               <w:rPr>
                 <w:rFonts w:ascii="Calibri" w:hAnsi="Calibri" w:cs="Calibri"/>
               </w:rPr>
-              <w:t>28/</w:t>
-            </w:r>
-            <w:r>
-              <w:rPr>
-                <w:rFonts w:ascii="Calibri" w:hAnsi="Calibri" w:cs="Calibri"/>
-              </w:rPr>
-              <w:t>10</w:t>
-            </w:r>
-            <w:r>
-              <w:rPr>
-                <w:rFonts w:ascii="Calibri" w:hAnsi="Calibri" w:cs="Calibri"/>
-              </w:rPr>
-              <w:t>/2025</w:t>
+              <w:t>28/10/2025</w:t>
             </w:r>
           </w:p>
         </w:tc>
@@ -3198,15 +3138,6 @@
           <w:b/>
         </w:rPr>
       </w:pPr>
-    </w:p>
-    <w:p>
-      <w:pPr>
-        <w:jc w:val="center"/>
-        <w:rPr>
-          <w:rFonts w:ascii="Calibri" w:hAnsi="Calibri" w:cs="Calibri"/>
-          <w:b/>
-        </w:rPr>
-      </w:pPr>
       <w:r>
         <w:rPr>
           <w:rFonts w:ascii="Calibri" w:hAnsi="Calibri" w:cs="Calibri"/>
@@ -3238,9 +3169,9 @@
       </w:tblPr>
       <w:tblGrid>
         <w:gridCol w:w="540"/>
-        <w:gridCol w:w="5400"/>
-        <w:gridCol w:w="2140"/>
-        <w:gridCol w:w="1910"/>
+        <w:gridCol w:w="4563"/>
+        <w:gridCol w:w="2410"/>
+        <w:gridCol w:w="2477"/>
       </w:tblGrid>
       <w:tr>
         <w:tc>
@@ -3266,7 +3197,7 @@
         </w:tc>
         <w:tc>
           <w:tcPr>
-            <w:tcW w:w="5400" w:type="dxa"/>
+            <w:tcW w:w="4563" w:type="dxa"/>
             <w:shd w:val="clear" w:color="auto" w:fill="D9D9D9"/>
           </w:tcPr>
           <w:p>
@@ -3287,7 +3218,7 @@
         </w:tc>
         <w:tc>
           <w:tcPr>
-            <w:tcW w:w="2140" w:type="dxa"/>
+            <w:tcW w:w="2410" w:type="dxa"/>
             <w:shd w:val="clear" w:color="auto" w:fill="D9D9D9"/>
           </w:tcPr>
           <w:p>
@@ -3308,7 +3239,7 @@
         </w:tc>
         <w:tc>
           <w:tcPr>
-            <w:tcW w:w="1910" w:type="dxa"/>
+            <w:tcW w:w="2477" w:type="dxa"/>
             <w:shd w:val="clear" w:color="auto" w:fill="D9D9D9"/>
           </w:tcPr>
           <w:p>
@@ -3349,7 +3280,7 @@
         </w:tc>
         <w:tc>
           <w:tcPr>
-            <w:tcW w:w="5400" w:type="dxa"/>
+            <w:tcW w:w="4563" w:type="dxa"/>
             <w:vAlign w:val="center"/>
           </w:tcPr>
           <w:p>
@@ -3368,34 +3299,26 @@
         </w:tc>
         <w:tc>
           <w:tcPr>
-            <w:tcW w:w="2140" w:type="dxa"/>
-            <w:vAlign w:val="center"/>
-          </w:tcPr>
-          <w:p>
-            <w:pPr>
-              <w:rPr>
-                <w:rFonts w:ascii="Calibri" w:hAnsi="Calibri" w:cs="Calibri"/>
-              </w:rPr>
-            </w:pPr>
-            <w:r>
-              <w:rPr>
-                <w:rFonts w:ascii="Calibri" w:hAnsi="Calibri" w:cs="Calibri"/>
-              </w:rPr>
-              <w:t xml:space="preserve">Kylie, Charmi, </w:t>
-            </w:r>
-            <w:proofErr w:type="spellStart"/>
-            <w:r>
-              <w:rPr>
-                <w:rFonts w:ascii="Calibri" w:hAnsi="Calibri" w:cs="Calibri"/>
-              </w:rPr>
-              <w:t>Zaf</w:t>
-            </w:r>
-            <w:proofErr w:type="spellEnd"/>
-          </w:p>
-        </w:tc>
-        <w:tc>
-          <w:tcPr>
-            <w:tcW w:w="1910" w:type="dxa"/>
+            <w:tcW w:w="2410" w:type="dxa"/>
+            <w:vAlign w:val="center"/>
+          </w:tcPr>
+          <w:p>
+            <w:pPr>
+              <w:rPr>
+                <w:rFonts w:ascii="Calibri" w:hAnsi="Calibri" w:cs="Calibri"/>
+              </w:rPr>
+            </w:pPr>
+            <w:r>
+              <w:rPr>
+                <w:rFonts w:ascii="Calibri" w:hAnsi="Calibri" w:cs="Calibri"/>
+              </w:rPr>
+              <w:t>Kylie, Charmi, Zaf</w:t>
+            </w:r>
+          </w:p>
+        </w:tc>
+        <w:tc>
+          <w:tcPr>
+            <w:tcW w:w="2477" w:type="dxa"/>
             <w:vAlign w:val="center"/>
           </w:tcPr>
           <w:p>
@@ -3434,7 +3357,7 @@
         </w:tc>
         <w:tc>
           <w:tcPr>
-            <w:tcW w:w="5400" w:type="dxa"/>
+            <w:tcW w:w="4563" w:type="dxa"/>
             <w:vAlign w:val="center"/>
           </w:tcPr>
           <w:p>
@@ -3453,34 +3376,26 @@
         </w:tc>
         <w:tc>
           <w:tcPr>
-            <w:tcW w:w="2140" w:type="dxa"/>
-            <w:vAlign w:val="center"/>
-          </w:tcPr>
-          <w:p>
-            <w:pPr>
-              <w:rPr>
-                <w:rFonts w:ascii="Calibri" w:hAnsi="Calibri" w:cs="Calibri"/>
-              </w:rPr>
-            </w:pPr>
-            <w:r>
-              <w:rPr>
-                <w:rFonts w:ascii="Calibri" w:hAnsi="Calibri" w:cs="Calibri"/>
-              </w:rPr>
-              <w:t xml:space="preserve">Win, </w:t>
-            </w:r>
-            <w:proofErr w:type="spellStart"/>
-            <w:r>
-              <w:rPr>
-                <w:rFonts w:ascii="Calibri" w:hAnsi="Calibri" w:cs="Calibri"/>
-              </w:rPr>
-              <w:t>Zaf</w:t>
-            </w:r>
-            <w:proofErr w:type="spellEnd"/>
-          </w:p>
-        </w:tc>
-        <w:tc>
-          <w:tcPr>
-            <w:tcW w:w="1910" w:type="dxa"/>
+            <w:tcW w:w="2410" w:type="dxa"/>
+            <w:vAlign w:val="center"/>
+          </w:tcPr>
+          <w:p>
+            <w:pPr>
+              <w:rPr>
+                <w:rFonts w:ascii="Calibri" w:hAnsi="Calibri" w:cs="Calibri"/>
+              </w:rPr>
+            </w:pPr>
+            <w:r>
+              <w:rPr>
+                <w:rFonts w:ascii="Calibri" w:hAnsi="Calibri" w:cs="Calibri"/>
+              </w:rPr>
+              <w:t>Win, Zaf</w:t>
+            </w:r>
+          </w:p>
+        </w:tc>
+        <w:tc>
+          <w:tcPr>
+            <w:tcW w:w="2477" w:type="dxa"/>
             <w:vAlign w:val="center"/>
           </w:tcPr>
           <w:p>
@@ -3519,7 +3434,7 @@
         </w:tc>
         <w:tc>
           <w:tcPr>
-            <w:tcW w:w="5400" w:type="dxa"/>
+            <w:tcW w:w="4563" w:type="dxa"/>
             <w:vAlign w:val="center"/>
           </w:tcPr>
           <w:p>
@@ -3538,7 +3453,7 @@
         </w:tc>
         <w:tc>
           <w:tcPr>
-            <w:tcW w:w="2140" w:type="dxa"/>
+            <w:tcW w:w="2410" w:type="dxa"/>
             <w:vAlign w:val="center"/>
           </w:tcPr>
           <w:p>
@@ -3557,32 +3472,20 @@
         </w:tc>
         <w:tc>
           <w:tcPr>
-            <w:tcW w:w="1910" w:type="dxa"/>
-            <w:vAlign w:val="center"/>
-          </w:tcPr>
-          <w:p>
-            <w:pPr>
-              <w:rPr>
-                <w:rFonts w:ascii="Calibri" w:hAnsi="Calibri" w:cs="Calibri"/>
-              </w:rPr>
-            </w:pPr>
-            <w:r>
-              <w:rPr>
-                <w:rFonts w:ascii="Calibri" w:hAnsi="Calibri" w:cs="Calibri"/>
-              </w:rPr>
-              <w:t>28/</w:t>
-            </w:r>
-            <w:r>
-              <w:rPr>
-                <w:rFonts w:ascii="Calibri" w:hAnsi="Calibri" w:cs="Calibri"/>
-              </w:rPr>
-              <w:t>10</w:t>
-            </w:r>
-            <w:r>
-              <w:rPr>
-                <w:rFonts w:ascii="Calibri" w:hAnsi="Calibri" w:cs="Calibri"/>
-              </w:rPr>
-              <w:t>/2025</w:t>
+            <w:tcW w:w="2477" w:type="dxa"/>
+            <w:vAlign w:val="center"/>
+          </w:tcPr>
+          <w:p>
+            <w:pPr>
+              <w:rPr>
+                <w:rFonts w:ascii="Calibri" w:hAnsi="Calibri" w:cs="Calibri"/>
+              </w:rPr>
+            </w:pPr>
+            <w:r>
+              <w:rPr>
+                <w:rFonts w:ascii="Calibri" w:hAnsi="Calibri" w:cs="Calibri"/>
+              </w:rPr>
+              <w:t>28/10/2025</w:t>
             </w:r>
           </w:p>
         </w:tc>
@@ -3608,7 +3511,7 @@
         </w:tc>
         <w:tc>
           <w:tcPr>
-            <w:tcW w:w="5400" w:type="dxa"/>
+            <w:tcW w:w="4563" w:type="dxa"/>
             <w:vAlign w:val="center"/>
           </w:tcPr>
           <w:p>
@@ -3627,7 +3530,7 @@
         </w:tc>
         <w:tc>
           <w:tcPr>
-            <w:tcW w:w="2140" w:type="dxa"/>
+            <w:tcW w:w="2410" w:type="dxa"/>
             <w:vAlign w:val="center"/>
           </w:tcPr>
           <w:p>
@@ -3646,32 +3549,20 @@
         </w:tc>
         <w:tc>
           <w:tcPr>
-            <w:tcW w:w="1910" w:type="dxa"/>
-            <w:vAlign w:val="center"/>
-          </w:tcPr>
-          <w:p>
-            <w:pPr>
-              <w:rPr>
-                <w:rFonts w:ascii="Calibri" w:hAnsi="Calibri" w:cs="Calibri"/>
-              </w:rPr>
-            </w:pPr>
-            <w:r>
-              <w:rPr>
-                <w:rFonts w:ascii="Calibri" w:hAnsi="Calibri" w:cs="Calibri"/>
-              </w:rPr>
-              <w:t>28/</w:t>
-            </w:r>
-            <w:r>
-              <w:rPr>
-                <w:rFonts w:ascii="Calibri" w:hAnsi="Calibri" w:cs="Calibri"/>
-              </w:rPr>
-              <w:t>10</w:t>
-            </w:r>
-            <w:r>
-              <w:rPr>
-                <w:rFonts w:ascii="Calibri" w:hAnsi="Calibri" w:cs="Calibri"/>
-              </w:rPr>
-              <w:t>/2025</w:t>
+            <w:tcW w:w="2477" w:type="dxa"/>
+            <w:vAlign w:val="center"/>
+          </w:tcPr>
+          <w:p>
+            <w:pPr>
+              <w:rPr>
+                <w:rFonts w:ascii="Calibri" w:hAnsi="Calibri" w:cs="Calibri"/>
+              </w:rPr>
+            </w:pPr>
+            <w:r>
+              <w:rPr>
+                <w:rFonts w:ascii="Calibri" w:hAnsi="Calibri" w:cs="Calibri"/>
+              </w:rPr>
+              <w:t>28/10/2025</w:t>
             </w:r>
           </w:p>
         </w:tc>
@@ -3697,7 +3588,7 @@
         </w:tc>
         <w:tc>
           <w:tcPr>
-            <w:tcW w:w="5400" w:type="dxa"/>
+            <w:tcW w:w="4563" w:type="dxa"/>
             <w:vAlign w:val="center"/>
           </w:tcPr>
           <w:p>
@@ -3716,7 +3607,7 @@
         </w:tc>
         <w:tc>
           <w:tcPr>
-            <w:tcW w:w="2140" w:type="dxa"/>
+            <w:tcW w:w="2410" w:type="dxa"/>
             <w:vAlign w:val="center"/>
           </w:tcPr>
           <w:p>
@@ -3735,32 +3626,20 @@
         </w:tc>
         <w:tc>
           <w:tcPr>
-            <w:tcW w:w="1910" w:type="dxa"/>
-            <w:vAlign w:val="center"/>
-          </w:tcPr>
-          <w:p>
-            <w:pPr>
-              <w:rPr>
-                <w:rFonts w:ascii="Calibri" w:hAnsi="Calibri" w:cs="Calibri"/>
-              </w:rPr>
-            </w:pPr>
-            <w:r>
-              <w:rPr>
-                <w:rFonts w:ascii="Calibri" w:hAnsi="Calibri" w:cs="Calibri"/>
-              </w:rPr>
-              <w:t>28/</w:t>
-            </w:r>
-            <w:r>
-              <w:rPr>
-                <w:rFonts w:ascii="Calibri" w:hAnsi="Calibri" w:cs="Calibri"/>
-              </w:rPr>
-              <w:t>10</w:t>
-            </w:r>
-            <w:r>
-              <w:rPr>
-                <w:rFonts w:ascii="Calibri" w:hAnsi="Calibri" w:cs="Calibri"/>
-              </w:rPr>
-              <w:t>/2025</w:t>
+            <w:tcW w:w="2477" w:type="dxa"/>
+            <w:vAlign w:val="center"/>
+          </w:tcPr>
+          <w:p>
+            <w:pPr>
+              <w:rPr>
+                <w:rFonts w:ascii="Calibri" w:hAnsi="Calibri" w:cs="Calibri"/>
+              </w:rPr>
+            </w:pPr>
+            <w:r>
+              <w:rPr>
+                <w:rFonts w:ascii="Calibri" w:hAnsi="Calibri" w:cs="Calibri"/>
+              </w:rPr>
+              <w:t>28/10/2025</w:t>
             </w:r>
           </w:p>
         </w:tc>
@@ -3863,13 +3742,6 @@
               </w:rPr>
               <w:t>2025</w:t>
             </w:r>
-            <w:r>
-              <w:rPr>
-                <w:rFonts w:ascii="Calibri" w:hAnsi="Calibri" w:cs="Calibri"/>
-                <w:bCs/>
-              </w:rPr>
-              <w:t xml:space="preserve"> (Client Meeting) </w:t>
-            </w:r>
           </w:p>
         </w:tc>
         <w:tc>
@@ -4075,64 +3947,6 @@
               </w:rPr>
               <w:t>Layout</w:t>
             </w:r>
-          </w:p>
-        </w:tc>
-      </w:tr>
-      <w:tr>
-        <w:tc>
-          <w:tcPr>
-            <w:tcW w:w="9990" w:type="dxa"/>
-            <w:gridSpan w:val="3"/>
-            <w:vAlign w:val="center"/>
-          </w:tcPr>
-          <w:p>
-            <w:pPr>
-              <w:rPr>
-                <w:rFonts w:ascii="Calibri" w:hAnsi="Calibri" w:cs="Calibri"/>
-                <w:i/>
-              </w:rPr>
-            </w:pPr>
-            <w:r>
-              <w:rPr>
-                <w:rFonts w:ascii="Calibri" w:hAnsi="Calibri" w:cs="Calibri"/>
-                <w:i/>
-              </w:rPr>
-              <w:t>Action Items to be discussed in the next meeting:</w:t>
-            </w:r>
-          </w:p>
-        </w:tc>
-      </w:tr>
-      <w:tr>
-        <w:tc>
-          <w:tcPr>
-            <w:tcW w:w="540" w:type="dxa"/>
-            <w:vAlign w:val="center"/>
-          </w:tcPr>
-          <w:p>
-            <w:pPr>
-              <w:numPr>
-                <w:ilvl w:val="0"/>
-                <w:numId w:val="17"/>
-              </w:numPr>
-              <w:ind w:left="245" w:hanging="202"/>
-              <w:rPr>
-                <w:rFonts w:ascii="Calibri" w:hAnsi="Calibri" w:cs="Calibri"/>
-              </w:rPr>
-            </w:pPr>
-          </w:p>
-        </w:tc>
-        <w:tc>
-          <w:tcPr>
-            <w:tcW w:w="9450" w:type="dxa"/>
-            <w:gridSpan w:val="2"/>
-            <w:vAlign w:val="center"/>
-          </w:tcPr>
-          <w:p>
-            <w:pPr>
-              <w:rPr>
-                <w:rFonts w:ascii="Calibri" w:hAnsi="Calibri" w:cs="Calibri"/>
-              </w:rPr>
-            </w:pPr>
           </w:p>
         </w:tc>
       </w:tr>
@@ -4388,7 +4202,7 @@
           <v:path o:extrusionok="f" gradientshapeok="t" o:connecttype="rect"/>
           <o:lock v:ext="edit" aspectratio="t"/>
         </v:shapetype>
-        <v:shape id="_x0000_s1025" type="#_x0000_t75" style="position:absolute;left:0;text-align:left;margin-left:-57.65pt;margin-top:-35.55pt;width:610.4pt;height:100.2pt;z-index:1">
+        <v:shape id="_x0000_s1025" type="#_x0000_t75" style="position:absolute;left:0;text-align:left;margin-left:-57.65pt;margin-top:-35.55pt;width:610.4pt;height:100.2pt;z-index:251657728">
           <v:imagedata r:id="rId1" o:title="Untitled-4"/>
           <w10:wrap type="square"/>
         </v:shape>
